--- a/docs/documentacao-etapa1.docx
+++ b/docs/documentacao-etapa1.docx
@@ -1329,7 +1329,7 @@
                 <w:sz w:val="20"/>
                 <w:szCs w:val="20"/>
               </w:rPr>
-              <w:t xml:space="preserve">(inserir o link do repositório após a publicação)</w:t>
+              <w:t xml:space="preserve">https://github.com/EloisaFazzio/Projeto_AdotaPet</w:t>
             </w:r>
           </w:p>
         </w:tc>
